--- a/plantillas/dgcp/SNCC_F034_Presentacion_de_Oferta-tpl.docx
+++ b/plantillas/dgcp/SNCC_F034_Presentacion_de_Oferta-tpl.docx
@@ -1,6 +1,6 @@
 
 <file path=word/document.xml><?xml version="1.0" encoding="utf-8"?>
-<w:document xmlns:a="http://schemas.openxmlformats.org/drawingml/2006/main" xmlns:a14="http://schemas.microsoft.com/office/drawing/2010/main" xmlns:mc="http://schemas.openxmlformats.org/markup-compatibility/2006" xmlns:o="urn:schemas-microsoft-com:office:office" xmlns:pic="http://schemas.openxmlformats.org/drawingml/2006/picture" xmlns:r="http://schemas.openxmlformats.org/officeDocument/2006/relationships" xmlns:v="urn:schemas-microsoft-com:vml" xmlns:w="http://schemas.openxmlformats.org/wordprocessingml/2006/main" xmlns:wp="http://schemas.openxmlformats.org/drawingml/2006/wordprocessingDrawing" xmlns:wp14="http://schemas.microsoft.com/office/word/2010/wordprocessingDrawing" xmlns:wpg="http://schemas.microsoft.com/office/word/2010/wordprocessingGroup" xmlns:wps="http://schemas.microsoft.com/office/word/2010/wordprocessingShape" mc:Ignorable="w14 w15 w16se wp14">
+<w:document xmlns:a="http://schemas.openxmlformats.org/drawingml/2006/main" xmlns:a14="http://schemas.microsoft.com/office/drawing/2010/main" xmlns:mc="http://schemas.openxmlformats.org/markup-compatibility/2006" xmlns:o="urn:schemas-microsoft-com:office:office" xmlns:pic="http://schemas.openxmlformats.org/drawingml/2006/picture" xmlns:r="http://schemas.openxmlformats.org/officeDocument/2006/relationships" xmlns:v="urn:schemas-microsoft-com:vml" xmlns:w="http://schemas.openxmlformats.org/wordprocessingml/2006/main" xmlns:wp="http://schemas.openxmlformats.org/drawingml/2006/wordprocessingDrawing" xmlns:wp14="http://schemas.microsoft.com/office/word/2010/wordprocessingDrawing" xmlns:wpg="http://schemas.microsoft.com/office/word/2010/wordprocessingGroup" xmlns:wps="http://schemas.microsoft.com/office/word/2010/wordprocessingShape" xmlns:wpc="http://schemas.microsoft.com/office/word/2010/wordprocessingCanvas" xmlns:cx="http://schemas.microsoft.com/office/drawing/2014/chartex" xmlns:cx1="http://schemas.microsoft.com/office/drawing/2015/9/8/chartex" xmlns:m="http://schemas.openxmlformats.org/officeDocument/2006/math" xmlns:w10="urn:schemas-microsoft-com:office:word" xmlns:w14="http://schemas.microsoft.com/office/word/2010/wordml" xmlns:w15="http://schemas.microsoft.com/office/word/2012/wordml" xmlns:w16se="http://schemas.microsoft.com/office/word/2015/wordml/symex" xmlns:wpi="http://schemas.microsoft.com/office/word/2010/wordprocessingInk" xmlns:wne="http://schemas.microsoft.com/office/word/2006/wordml" mc:Ignorable="w14 w15 w16se wp14">
   <w:body>
     <w:p>
       <w:r>
@@ -3282,7 +3282,7 @@
 </file>
 
 <file path=word/header1.xml><?xml version="1.0" encoding="utf-8"?>
-<w:hdr xmlns:a="http://schemas.openxmlformats.org/drawingml/2006/main" xmlns:a14="http://schemas.microsoft.com/office/drawing/2010/main" xmlns:mc="http://schemas.openxmlformats.org/markup-compatibility/2006" xmlns:o="urn:schemas-microsoft-com:office:office" xmlns:v="urn:schemas-microsoft-com:vml" xmlns:w="http://schemas.openxmlformats.org/wordprocessingml/2006/main" xmlns:wp="http://schemas.openxmlformats.org/drawingml/2006/wordprocessingDrawing" xmlns:wp14="http://schemas.microsoft.com/office/word/2010/wordprocessingDrawing" xmlns:wps="http://schemas.microsoft.com/office/word/2010/wordprocessingShape" mc:Ignorable="w14 w15 w16se wp14">
+<w:hdr xmlns:a="http://schemas.openxmlformats.org/drawingml/2006/main" xmlns:a14="http://schemas.microsoft.com/office/drawing/2010/main" xmlns:mc="http://schemas.openxmlformats.org/markup-compatibility/2006" xmlns:o="urn:schemas-microsoft-com:office:office" xmlns:v="urn:schemas-microsoft-com:vml" xmlns:w="http://schemas.openxmlformats.org/wordprocessingml/2006/main" xmlns:wp="http://schemas.openxmlformats.org/drawingml/2006/wordprocessingDrawing" xmlns:wp14="http://schemas.microsoft.com/office/word/2010/wordprocessingDrawing" xmlns:wps="http://schemas.microsoft.com/office/word/2010/wordprocessingShape" xmlns:wpc="http://schemas.microsoft.com/office/word/2010/wordprocessingCanvas" xmlns:cx="http://schemas.microsoft.com/office/drawing/2014/chartex" xmlns:cx1="http://schemas.microsoft.com/office/drawing/2015/9/8/chartex" xmlns:r="http://schemas.openxmlformats.org/officeDocument/2006/relationships" xmlns:m="http://schemas.openxmlformats.org/officeDocument/2006/math" xmlns:w10="urn:schemas-microsoft-com:office:word" xmlns:w14="http://schemas.microsoft.com/office/word/2010/wordml" xmlns:w15="http://schemas.microsoft.com/office/word/2012/wordml" xmlns:w16se="http://schemas.microsoft.com/office/word/2015/wordml/symex" xmlns:wpg="http://schemas.microsoft.com/office/word/2010/wordprocessingGroup" xmlns:wpi="http://schemas.microsoft.com/office/word/2010/wordprocessingInk" xmlns:wne="http://schemas.microsoft.com/office/word/2006/wordml" mc:Ignorable="w14 w15 w16se wp14">
   <w:p>
     <w:pPr>
       <w:pStyle w:val="Encabezado"/>

--- a/plantillas/dgcp/SNCC_F034_Presentacion_de_Oferta-tpl.docx
+++ b/plantillas/dgcp/SNCC_F034_Presentacion_de_Oferta-tpl.docx
@@ -432,9 +432,14 @@
                           </wps:spPr>
                           <wps:txbx>
                             <w:txbxContent>
-                              <w:r>
-                                <w:t xml:space="preserve">{expediente}</w:t>
-                              </w:r>
+                              <w:p>
+                                <w:pPr>
+                                  <w:jc w:val="center"/>
+                                </w:pPr>
+                                <w:r>
+                                  <w:t xml:space="preserve">{expediente}</w:t>
+                                </w:r>
+                              </w:p>
                             </w:txbxContent>
                           </wps:txbx>
                           <wps:bodyPr rot="0" vert="horz" wrap="square" lIns="91440" tIns="0" rIns="91440" bIns="45720" anchor="t" anchorCtr="0" upright="1">
@@ -520,9 +525,14 @@
                   <v:shape id="Text Box 10" o:spid="_x0000_s1030" type="#_x0000_t202" style="position:absolute;left:9151;top:1077;width:2009;height:543;visibility:visible;mso-wrap-style:square;v-text-anchor:top" o:gfxdata="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" fillcolor="white [3212]" strokecolor="white [3212]" strokeweight="2.25pt">
                     <v:textbox inset=",0">
                       <w:txbxContent>
-                        <w:r>
-                          <w:t xml:space="preserve">{expediente}</w:t>
-                        </w:r>
+                        <w:p>
+                          <w:pPr>
+                            <w:jc w:val="center"/>
+                          </w:pPr>
+                          <w:r>
+                            <w:t xml:space="preserve">{expediente}</w:t>
+                          </w:r>
+                        </w:p>
                       </w:txbxContent>
                     </v:textbox>
                   </v:shape>

--- a/plantillas/dgcp/SNCC_F034_Presentacion_de_Oferta-tpl.docx
+++ b/plantillas/dgcp/SNCC_F034_Presentacion_de_Oferta-tpl.docx
@@ -816,7 +816,6 @@
         <w:rPr>
           <w:rStyle w:val="Institucion"/>
           <w:noProof/>
-          <w:color w:val="FF0000"/>
           <w:sz w:val="28"/>
           <w:lang w:val="es-DO" w:eastAsia="es-DO"/>
         </w:rPr>
@@ -902,7 +901,7 @@
                                     <w:sz w:val="24"/>
                                     <w:szCs w:val="24"/>
                                   </w:rPr>
-                                  <w:t>Nombre de</w:t>
+                                  <w:t xml:space="preserve">{entidad_nombre}</w:t>
                                 </w:r>
                                 <w:r>
                                   <w:rPr>
@@ -910,7 +909,7 @@
                                     <w:sz w:val="24"/>
                                     <w:szCs w:val="24"/>
                                   </w:rPr>
-                                  <w:t>l Capitulo y/o</w:t>
+                                  <w:t xml:space="preserve"/>
                                 </w:r>
                                 <w:r>
                                   <w:rPr>
@@ -918,7 +917,7 @@
                                     <w:sz w:val="24"/>
                                     <w:szCs w:val="24"/>
                                   </w:rPr>
-                                  <w:t xml:space="preserve"> dependencia gubernamental</w:t>
+                                  <w:t xml:space="preserve"/>
                                 </w:r>
                               </w:sdtContent>
                             </w:sdt>
@@ -969,7 +968,7 @@
                               <w:sz w:val="24"/>
                               <w:szCs w:val="24"/>
                             </w:rPr>
-                            <w:t>Nombre de</w:t>
+                            <w:t xml:space="preserve">{entidad_nombre}</w:t>
                           </w:r>
                           <w:r>
                             <w:rPr>
@@ -977,7 +976,7 @@
                               <w:sz w:val="24"/>
                               <w:szCs w:val="24"/>
                             </w:rPr>
-                            <w:t>l Capitulo y/o</w:t>
+                            <w:t xml:space="preserve"/>
                           </w:r>
                           <w:r>
                             <w:rPr>
@@ -985,7 +984,7 @@
                               <w:sz w:val="24"/>
                               <w:szCs w:val="24"/>
                             </w:rPr>
-                            <w:t xml:space="preserve"> dependencia gubernamental</w:t>
+                            <w:t xml:space="preserve"/>
                           </w:r>
                         </w:sdtContent>
                       </w:sdt>
@@ -1434,7 +1433,6 @@
       <w:r>
         <w:rPr>
           <w:rFonts w:eastAsia="Calibri"/>
-          <w:color w:val="FF0000"/>
           <w:sz w:val="22"/>
           <w:szCs w:val="22"/>
         </w:rPr>
@@ -2212,7 +2210,6 @@
       <w:r>
         <w:rPr>
           <w:rFonts w:ascii="Arial" w:hAnsi="Arial" w:cs="Arial"/>
-          <w:color w:val="FF0000"/>
           <w:sz w:val="22"/>
           <w:szCs w:val="22"/>
         </w:rPr>
@@ -2295,7 +2292,6 @@
       <w:r>
         <w:rPr>
           <w:rFonts w:ascii="Arial" w:hAnsi="Arial" w:cs="Arial"/>
-          <w:color w:val="FF0000"/>
           <w:sz w:val="22"/>
           <w:szCs w:val="22"/>
         </w:rPr>

--- a/plantillas/dgcp/SNCC_F034_Presentacion_de_Oferta-tpl.docx
+++ b/plantillas/dgcp/SNCC_F034_Presentacion_de_Oferta-tpl.docx
@@ -2345,49 +2345,47 @@
       <w:r>
         <w:rPr>
           <w:rFonts w:eastAsia="Calibri"/>
+          <w:sz w:val="22"/>
+          <w:szCs w:val="22"/>
+        </w:rPr>
+        <w:t xml:space="preserve">{%firma} Firma _______________________</w:t>
+      </w:r>
+      <w:r>
+        <w:rPr>
           <w:color w:val="000000"/>
           <w:sz w:val="22"/>
           <w:szCs w:val="22"/>
         </w:rPr>
-        <w:t xml:space="preserve">Firma </w:t>
-      </w:r>
-      <w:r>
-        <w:rPr>
+        <w:t xml:space="preserve"/>
+      </w:r>
+      <w:r>
+        <w:rPr>
+          <w:rFonts w:eastAsia="Calibri"/>
           <w:color w:val="000000"/>
           <w:sz w:val="22"/>
           <w:szCs w:val="22"/>
         </w:rPr>
-        <w:t>___________</w:t>
-      </w:r>
-      <w:r>
+        <w:t xml:space="preserve"/>
+      </w:r>
+    </w:p>
+    <w:p>
+      <w:pPr>
+        <w:spacing w:before="240" w:after="0" w:line="240" w:lineRule="auto"/>
+        <w:jc w:val="both"/>
         <w:rPr>
           <w:rFonts w:eastAsia="Calibri"/>
           <w:color w:val="000000"/>
           <w:sz w:val="22"/>
           <w:szCs w:val="22"/>
         </w:rPr>
-        <w:t>_________________________</w:t>
-      </w:r>
-    </w:p>
-    <w:p>
-      <w:pPr>
-        <w:spacing w:before="240" w:after="0" w:line="240" w:lineRule="auto"/>
-        <w:jc w:val="both"/>
-        <w:rPr>
-          <w:rFonts w:eastAsia="Calibri"/>
-          <w:color w:val="000000"/>
-          <w:sz w:val="22"/>
-          <w:szCs w:val="22"/>
-        </w:rPr>
-      </w:pPr>
-      <w:r>
-        <w:rPr>
-          <w:rFonts w:eastAsia="Calibri"/>
-          <w:color w:val="000000"/>
-          <w:sz w:val="22"/>
-          <w:szCs w:val="22"/>
-        </w:rPr>
-        <w:t>Sello</w:t>
+      </w:pPr>
+      <w:r>
+        <w:rPr>
+          <w:rFonts w:eastAsia="Calibri"/>
+          <w:sz w:val="22"/>
+          <w:szCs w:val="22"/>
+        </w:rPr>
+        <w:t xml:space="preserve">{%sello} Sello</w:t>
       </w:r>
     </w:p>
     <w:p>

--- a/plantillas/dgcp/SNCC_F034_Presentacion_de_Oferta-tpl.docx
+++ b/plantillas/dgcp/SNCC_F034_Presentacion_de_Oferta-tpl.docx
@@ -66,79 +66,14 @@
                       </wps:spPr>
                       <wps:txbx>
                         <w:txbxContent>
-                          <w:sdt>
-                            <w:sdtPr>
-                              <w:rPr>
-                                <w:lang w:val="en-US"/>
-                              </w:rPr>
-                              <w:alias w:val="Logo de la dependencia gubernamental"/>
-                              <w:tag w:val="Logo de la dependencia gubernamental"/>
-                              <w:id w:val="2544191"/>
-                              <w:showingPlcHdr/>
-                              <w:picture/>
-                            </w:sdtPr>
-                            <w:sdtEndPr/>
-                            <w:sdtContent>
-                              <w:p>
-                                <w:pPr>
-                                  <w:rPr>
-                                    <w:lang w:val="en-US"/>
-                                  </w:rPr>
-                                </w:pPr>
-                                <w:r>
-                                  <w:rPr>
-                                    <w:noProof/>
-                                    <w:lang w:val="es-DO" w:eastAsia="es-DO"/>
-                                  </w:rPr>
-                                  <w:drawing>
-                                    <wp:inline distT="0" distB="0" distL="0" distR="0" wp14:anchorId="4CA6BC5D" wp14:editId="33952822">
-                                      <wp:extent cx="800100" cy="800100"/>
-                                      <wp:effectExtent l="19050" t="0" r="0" b="0"/>
-                                      <wp:docPr id="2" name="Picture 1"/>
-                                      <wp:cNvGraphicFramePr>
-                                        <a:graphicFrameLocks noChangeAspect="1"/>
-                                      </wp:cNvGraphicFramePr>
-                                      <a:graphic>
-                                        <a:graphicData uri="http://schemas.openxmlformats.org/drawingml/2006/picture">
-                                          <pic:pic>
-                                            <pic:nvPicPr>
-                                              <pic:cNvPr id="0" name="Picture 1"/>
-                                              <pic:cNvPicPr>
-                                                <a:picLocks noChangeAspect="1" noChangeArrowheads="1"/>
-                                              </pic:cNvPicPr>
-                                            </pic:nvPicPr>
-                                            <pic:blipFill>
-                                              <a:blip r:embed="rId7"/>
-                                              <a:srcRect/>
-                                              <a:stretch>
-                                                <a:fillRect/>
-                                              </a:stretch>
-                                            </pic:blipFill>
-                                            <pic:spPr bwMode="auto">
-                                              <a:xfrm>
-                                                <a:off x="0" y="0"/>
-                                                <a:ext cx="799693" cy="799693"/>
-                                              </a:xfrm>
-                                              <a:prstGeom prst="rect">
-                                                <a:avLst/>
-                                              </a:prstGeom>
-                                              <a:noFill/>
-                                              <a:ln w="9525">
-                                                <a:noFill/>
-                                                <a:miter lim="800000"/>
-                                                <a:headEnd/>
-                                                <a:tailEnd/>
-                                              </a:ln>
-                                            </pic:spPr>
-                                          </pic:pic>
-                                        </a:graphicData>
-                                      </a:graphic>
-                                    </wp:inline>
-                                  </w:drawing>
-                                </w:r>
-                              </w:p>
-                            </w:sdtContent>
-                          </w:sdt>
+                          <w:p>
+                            <w:pPr>
+                              <w:jc w:val="center"/>
+                            </w:pPr>
+                            <w:r>
+                              <w:t xml:space="preserve">{%logo_institucion}</w:t>
+                            </w:r>
+                          </w:p>
                         </w:txbxContent>
                       </wps:txbx>
                       <wps:bodyPr rot="0" vert="horz" wrap="square" lIns="91440" tIns="45720" rIns="91440" bIns="45720" anchor="t" anchorCtr="0" upright="1">
@@ -165,79 +100,14 @@
               <v:shape id="Cuadro de texto 9" o:spid="_x0000_s1026" type="#_x0000_t202" style="position:absolute;margin-left:-31.85pt;margin-top:-32.7pt;width:81pt;height:79.9pt;z-index:251660288;visibility:visible;mso-wrap-style:square;mso-width-percent:0;mso-height-percent:0;mso-wrap-distance-left:9pt;mso-wrap-distance-top:0;mso-wrap-distance-right:9pt;mso-wrap-distance-bottom:0;mso-position-horizontal:absolute;mso-position-horizontal-relative:text;mso-position-vertical:absolute;mso-position-vertical-relative:text;mso-width-percent:0;mso-height-percent:0;mso-width-relative:margin;mso-height-relative:margin;v-text-anchor:top" o:gfxdata="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" filled="f" stroked="f">
                 <v:textbox>
                   <w:txbxContent>
-                    <w:sdt>
-                      <w:sdtPr>
-                        <w:rPr>
-                          <w:lang w:val="en-US"/>
-                        </w:rPr>
-                        <w:alias w:val="Logo de la dependencia gubernamental"/>
-                        <w:tag w:val="Logo de la dependencia gubernamental"/>
-                        <w:id w:val="2544191"/>
-                        <w:showingPlcHdr/>
-                        <w:picture/>
-                      </w:sdtPr>
-                      <w:sdtEndPr/>
-                      <w:sdtContent>
-                        <w:p>
-                          <w:pPr>
-                            <w:rPr>
-                              <w:lang w:val="en-US"/>
-                            </w:rPr>
-                          </w:pPr>
-                          <w:r>
-                            <w:rPr>
-                              <w:noProof/>
-                              <w:lang w:val="es-DO" w:eastAsia="es-DO"/>
-                            </w:rPr>
-                            <w:drawing>
-                              <wp:inline distT="0" distB="0" distL="0" distR="0" wp14:anchorId="4CA6BC5D" wp14:editId="33952822">
-                                <wp:extent cx="800100" cy="800100"/>
-                                <wp:effectExtent l="19050" t="0" r="0" b="0"/>
-                                <wp:docPr id="2" name="Picture 1"/>
-                                <wp:cNvGraphicFramePr>
-                                  <a:graphicFrameLocks noChangeAspect="1"/>
-                                </wp:cNvGraphicFramePr>
-                                <a:graphic>
-                                  <a:graphicData uri="http://schemas.openxmlformats.org/drawingml/2006/picture">
-                                    <pic:pic>
-                                      <pic:nvPicPr>
-                                        <pic:cNvPr id="0" name="Picture 1"/>
-                                        <pic:cNvPicPr>
-                                          <a:picLocks noChangeAspect="1" noChangeArrowheads="1"/>
-                                        </pic:cNvPicPr>
-                                      </pic:nvPicPr>
-                                      <pic:blipFill>
-                                        <a:blip r:embed="rId7"/>
-                                        <a:srcRect/>
-                                        <a:stretch>
-                                          <a:fillRect/>
-                                        </a:stretch>
-                                      </pic:blipFill>
-                                      <pic:spPr bwMode="auto">
-                                        <a:xfrm>
-                                          <a:off x="0" y="0"/>
-                                          <a:ext cx="799693" cy="799693"/>
-                                        </a:xfrm>
-                                        <a:prstGeom prst="rect">
-                                          <a:avLst/>
-                                        </a:prstGeom>
-                                        <a:noFill/>
-                                        <a:ln w="9525">
-                                          <a:noFill/>
-                                          <a:miter lim="800000"/>
-                                          <a:headEnd/>
-                                          <a:tailEnd/>
-                                        </a:ln>
-                                      </pic:spPr>
-                                    </pic:pic>
-                                  </a:graphicData>
-                                </a:graphic>
-                              </wp:inline>
-                            </w:drawing>
-                          </w:r>
-                        </w:p>
-                      </w:sdtContent>
-                    </w:sdt>
+                    <w:p>
+                      <w:pPr>
+                        <w:jc w:val="center"/>
+                      </w:pPr>
+                      <w:r>
+                        <w:t xml:space="preserve">{%logo_institucion}</w:t>
+                      </w:r>
+                    </w:p>
                   </w:txbxContent>
                 </v:textbox>
               </v:shape>

--- a/plantillas/dgcp/SNCC_F034_Presentacion_de_Oferta-tpl.docx
+++ b/plantillas/dgcp/SNCC_F034_Presentacion_de_Oferta-tpl.docx
@@ -77,7 +77,7 @@
                         </w:txbxContent>
                       </wps:txbx>
                       <wps:bodyPr rot="0" vert="horz" wrap="square" lIns="91440" tIns="45720" rIns="91440" bIns="45720" anchor="t" anchorCtr="0" upright="1">
-                        <a:noAutofit/>
+                        <a:spAutoFit/>
                       </wps:bodyPr>
                     </wps:wsp>
                   </a:graphicData>
@@ -98,7 +98,7 @@
                 <v:path gradientshapeok="t" o:connecttype="rect"/>
               </v:shapetype>
               <v:shape id="Cuadro de texto 9" o:spid="_x0000_s1026" type="#_x0000_t202" style="position:absolute;margin-left:-31.85pt;margin-top:-32.7pt;width:81pt;height:79.9pt;z-index:251660288;visibility:visible;mso-wrap-style:square;mso-width-percent:0;mso-height-percent:0;mso-wrap-distance-left:9pt;mso-wrap-distance-top:0;mso-wrap-distance-right:9pt;mso-wrap-distance-bottom:0;mso-position-horizontal:absolute;mso-position-horizontal-relative:text;mso-position-vertical:absolute;mso-position-vertical-relative:text;mso-width-percent:0;mso-height-percent:0;mso-width-relative:margin;mso-height-relative:margin;v-text-anchor:top" o:gfxdata="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" filled="f" stroked="f">
-                <v:textbox>
+                <v:textbox style="mso-fit-shape-to-text:t">
                   <w:txbxContent>
                     <w:p>
                       <w:pPr>
@@ -313,7 +313,7 @@
                             </w:txbxContent>
                           </wps:txbx>
                           <wps:bodyPr rot="0" vert="horz" wrap="square" lIns="91440" tIns="0" rIns="91440" bIns="45720" anchor="t" anchorCtr="0" upright="1">
-                            <a:noAutofit/>
+                            <a:spAutoFit/>
                           </wps:bodyPr>
                         </wps:wsp>
                         <wps:wsp>
@@ -393,7 +393,7 @@
                 <v:rect id="Rectangle 8" o:spid="_x0000_s1028" style="position:absolute;left:12866;top:523;width:2544;height:1104;visibility:visible;mso-wrap-style:square;v-text-anchor:top" o:gfxdata="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" filled="f"/>
                 <v:group id="Group 9" o:spid="_x0000_s1029" style="position:absolute;left:12940;top:561;width:2413;height:968" coordorigin="9151,720" coordsize="2009,900" o:gfxdata="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">
                   <v:shape id="Text Box 10" o:spid="_x0000_s1030" type="#_x0000_t202" style="position:absolute;left:9151;top:1077;width:2009;height:543;visibility:visible;mso-wrap-style:square;v-text-anchor:top" o:gfxdata="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" fillcolor="white [3212]" strokecolor="white [3212]" strokeweight="2.25pt">
-                    <v:textbox inset=",0">
+                    <v:textbox inset=",0" style="mso-fit-shape-to-text:t">
                       <w:txbxContent>
                         <w:p>
                           <w:pPr>
@@ -651,7 +651,7 @@
                         </w:txbxContent>
                       </wps:txbx>
                       <wps:bodyPr rot="0" vert="horz" wrap="square" lIns="91440" tIns="45720" rIns="91440" bIns="45720" anchor="t" anchorCtr="0" upright="1">
-                        <a:noAutofit/>
+                        <a:spAutoFit/>
                       </wps:bodyPr>
                     </wps:wsp>
                   </a:graphicData>
@@ -668,7 +668,7 @@
           <mc:Fallback>
             <w:pict>
               <v:shape id="Cuadro de texto 7" o:spid="_x0000_s1033" type="#_x0000_t202" style="position:absolute;margin-left:373.9pt;margin-top:.8pt;width:112.45pt;height:21.9pt;z-index:251661312;visibility:visible;mso-wrap-style:square;mso-width-percent:0;mso-height-percent:0;mso-wrap-distance-left:9pt;mso-wrap-distance-top:0;mso-wrap-distance-right:9pt;mso-wrap-distance-bottom:0;mso-position-horizontal:absolute;mso-position-horizontal-relative:text;mso-position-vertical:absolute;mso-position-vertical-relative:text;mso-width-percent:0;mso-height-percent:0;mso-width-relative:margin;mso-height-relative:margin;v-text-anchor:top" o:gfxdata="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" filled="f" stroked="f">
-                <v:textbox>
+                <v:textbox style="mso-fit-shape-to-text:t">
                   <w:txbxContent>
                     <w:p>
                       <w:r>
@@ -795,7 +795,7 @@
                         </w:txbxContent>
                       </wps:txbx>
                       <wps:bodyPr rot="0" vert="horz" wrap="square" lIns="91440" tIns="45720" rIns="91440" bIns="45720" anchor="t" anchorCtr="0" upright="1">
-                        <a:noAutofit/>
+                        <a:spAutoFit/>
                       </wps:bodyPr>
                     </wps:wsp>
                   </a:graphicData>
@@ -812,7 +812,7 @@
           <mc:Fallback>
             <w:pict>
               <v:shape id="Cuadro de texto 6" o:spid="_x0000_s1034" type="#_x0000_t202" style="position:absolute;margin-left:102.95pt;margin-top:15.5pt;width:247pt;height:22pt;z-index:251663360;visibility:visible;mso-wrap-style:square;mso-width-percent:0;mso-height-percent:0;mso-wrap-distance-left:9pt;mso-wrap-distance-top:0;mso-wrap-distance-right:9pt;mso-wrap-distance-bottom:0;mso-position-horizontal:absolute;mso-position-horizontal-relative:text;mso-position-vertical:absolute;mso-position-vertical-relative:text;mso-width-percent:0;mso-height-percent:0;mso-width-relative:margin;mso-height-relative:margin;v-text-anchor:top" o:gfxdata="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" stroked="f">
-                <v:textbox>
+                <v:textbox style="mso-fit-shape-to-text:t">
                   <w:txbxContent>
                     <w:p>
                       <w:pPr>

--- a/plantillas/dgcp/SNCC_F034_Presentacion_de_Oferta-tpl.docx
+++ b/plantillas/dgcp/SNCC_F034_Presentacion_de_Oferta-tpl.docx
@@ -748,49 +748,14 @@
                                 <w:lang w:val="es-ES_tradnl"/>
                               </w:rPr>
                             </w:pPr>
-                            <w:sdt>
-                              <w:sdtPr>
-                                <w:rPr>
-                                  <w:rStyle w:val="Style6"/>
-                                  <w:sz w:val="24"/>
-                                  <w:szCs w:val="24"/>
-                                </w:rPr>
-                                <w:alias w:val="Nombre de la Institución"/>
-                                <w:tag w:val="Nombre de la Institución"/>
-                                <w:id w:val="8389551"/>
-                              </w:sdtPr>
-                              <w:sdtEndPr>
-                                <w:rPr>
-                                  <w:rStyle w:val="Style6"/>
-                                </w:rPr>
-                              </w:sdtEndPr>
-                              <w:sdtContent>
-                                <w:r>
-                                  <w:rPr>
-                                    <w:rStyle w:val="Style6"/>
-                                    <w:sz w:val="24"/>
-                                    <w:szCs w:val="24"/>
-                                  </w:rPr>
-                                  <w:t xml:space="preserve">{entidad_nombre}</w:t>
-                                </w:r>
-                                <w:r>
-                                  <w:rPr>
-                                    <w:rStyle w:val="Style6"/>
-                                    <w:sz w:val="24"/>
-                                    <w:szCs w:val="24"/>
-                                  </w:rPr>
-                                  <w:t xml:space="preserve"/>
-                                </w:r>
-                                <w:r>
-                                  <w:rPr>
-                                    <w:rStyle w:val="Style6"/>
-                                    <w:sz w:val="24"/>
-                                    <w:szCs w:val="24"/>
-                                  </w:rPr>
-                                  <w:t xml:space="preserve"/>
-                                </w:r>
-                              </w:sdtContent>
-                            </w:sdt>
+                            <w:r>
+                              <w:rPr>
+                                <w:rStyle w:val="Style6"/>
+                                <w:sz w:val="24"/>
+                                <w:szCs w:val="24"/>
+                              </w:rPr>
+                              <w:t xml:space="preserve">{entidad_nombre}</w:t>
+                            </w:r>
                           </w:p>
                         </w:txbxContent>
                       </wps:txbx>
@@ -820,44 +785,14 @@
                           <w:lang w:val="es-ES_tradnl"/>
                         </w:rPr>
                       </w:pPr>
-                      <w:sdt>
-                        <w:sdtPr>
-                          <w:rPr>
-                            <w:rStyle w:val="Style6"/>
-                            <w:sz w:val="24"/>
-                            <w:szCs w:val="24"/>
-                          </w:rPr>
-                          <w:alias w:val="Nombre de la Institución"/>
-                          <w:tag w:val="Nombre de la Institución"/>
-                          <w:id w:val="8389551"/>
-                        </w:sdtPr>
-                        <w:sdtContent>
-                          <w:r>
-                            <w:rPr>
-                              <w:rStyle w:val="Style6"/>
-                              <w:sz w:val="24"/>
-                              <w:szCs w:val="24"/>
-                            </w:rPr>
-                            <w:t xml:space="preserve">{entidad_nombre}</w:t>
-                          </w:r>
-                          <w:r>
-                            <w:rPr>
-                              <w:rStyle w:val="Style6"/>
-                              <w:sz w:val="24"/>
-                              <w:szCs w:val="24"/>
-                            </w:rPr>
-                            <w:t xml:space="preserve"/>
-                          </w:r>
-                          <w:r>
-                            <w:rPr>
-                              <w:rStyle w:val="Style6"/>
-                              <w:sz w:val="24"/>
-                              <w:szCs w:val="24"/>
-                            </w:rPr>
-                            <w:t xml:space="preserve"/>
-                          </w:r>
-                        </w:sdtContent>
-                      </w:sdt>
+                      <w:r>
+                        <w:rPr>
+                          <w:rStyle w:val="Style6"/>
+                          <w:sz w:val="24"/>
+                          <w:szCs w:val="24"/>
+                        </w:rPr>
+                        <w:t xml:space="preserve">{entidad_nombre}</w:t>
+                      </w:r>
                     </w:p>
                   </w:txbxContent>
                 </v:textbox>
@@ -3980,7 +3915,7 @@
     <w:uiPriority w:val="1"/>
     <w:rsid w:val="001F6322"/>
     <w:rPr>
-      <w:rFonts w:ascii="Arial Bold" w:hAnsi="Arial Bold"/>
+      <w:rFonts w:ascii="Arial" w:hAnsi="Arial"/>
       <w:b/>
       <w:caps/>
       <w:shadow/>
@@ -4004,7 +3939,7 @@
     <w:uiPriority w:val="1"/>
     <w:rsid w:val="001F6322"/>
     <w:rPr>
-      <w:rFonts w:ascii="Arial Bold" w:hAnsi="Arial Bold"/>
+      <w:rFonts w:ascii="Arial" w:hAnsi="Arial"/>
       <w:b/>
       <w:caps/>
       <w:sz w:val="24"/>
@@ -4017,7 +3952,7 @@
     <w:qFormat/>
     <w:rsid w:val="001F6322"/>
     <w:rPr>
-      <w:rFonts w:ascii="Arial Bold" w:hAnsi="Arial Bold"/>
+      <w:rFonts w:ascii="Arial" w:hAnsi="Arial"/>
       <w:b/>
       <w:spacing w:val="-20"/>
       <w:w w:val="90"/>
@@ -4030,7 +3965,7 @@
     <w:uiPriority w:val="1"/>
     <w:rsid w:val="001F6322"/>
     <w:rPr>
-      <w:rFonts w:ascii="Arial Bold" w:hAnsi="Arial Bold"/>
+      <w:rFonts w:ascii="Arial" w:hAnsi="Arial"/>
       <w:b/>
       <w:caps/>
       <w:spacing w:val="-2"/>
